--- a/public/cv/Resume_-_Federico_Holc_-_Web_Developer.docx
+++ b/public/cv/Resume_-_Federico_Holc_-_Web_Developer.docx
@@ -262,7 +262,7 @@
         <w:sectPr>
           <w:headerReference r:id="rId10" w:type="default"/>
           <w:pgSz w:h="16838" w:w="11906" w:orient="portrait"/>
-          <w:pgMar w:bottom="1152" w:top="1152" w:left="1152" w:right="1152" w:header="720" w:footer="720"/>
+          <w:pgMar w:bottom="1152" w:top="180" w:left="1152" w:right="1152" w:header="720" w:footer="720"/>
           <w:pgNumType w:start="1"/>
           <w:cols w:equalWidth="0" w:num="1">
             <w:col w:space="0" w:w="9601.5"/>
@@ -447,6 +447,7 @@
     <w:p>
       <w:pPr>
         <w:pStyle w:val="Heading2"/>
+        <w:spacing w:before="220" w:lineRule="auto"/>
         <w:rPr>
           <w:b w:val="1"/>
           <w:color w:val="1acc14"/>
@@ -592,10 +593,7 @@
         <w:pStyle w:val="Heading2"/>
         <w:spacing w:after="160" w:before="440" w:lineRule="auto"/>
         <w:jc w:val="center"/>
-        <w:rPr>
-          <w:rFonts w:ascii="Montserrat" w:cs="Montserrat" w:eastAsia="Montserrat" w:hAnsi="Montserrat"/>
-          <w:color w:val="ff5e00"/>
-        </w:rPr>
+        <w:rPr/>
       </w:pPr>
       <w:bookmarkStart w:colFirst="0" w:colLast="0" w:name="_ix08tzly7ffv" w:id="4"/>
       <w:bookmarkEnd w:id="4"/>
@@ -642,13 +640,52 @@
           <w:b w:val="1"/>
           <w:rtl w:val="0"/>
         </w:rPr>
-        <w:t xml:space="preserve">AWS Academy Cloud Foundations, </w:t>
-      </w:r>
-      <w:r>
-        <w:rPr>
-          <w:rtl w:val="0"/>
-        </w:rPr>
-        <w:t xml:space="preserve">AWS Academy, 2024.</w:t>
+        <w:t xml:space="preserve">Google Cloud Computing Foundations</w:t>
+      </w:r>
+      <w:r>
+        <w:rPr>
+          <w:rtl w:val="0"/>
+        </w:rPr>
+        <w:t xml:space="preserve">, Google Cloud, 2025.</w:t>
+      </w:r>
+    </w:p>
+    <w:p>
+      <w:pPr>
+        <w:keepNext w:val="0"/>
+        <w:keepLines w:val="0"/>
+        <w:pageBreakBefore w:val="0"/>
+        <w:widowControl w:val="1"/>
+        <w:numPr>
+          <w:ilvl w:val="0"/>
+          <w:numId w:val="7"/>
+        </w:numPr>
+        <w:pBdr>
+          <w:top w:space="0" w:sz="0" w:val="nil"/>
+          <w:left w:space="0" w:sz="0" w:val="nil"/>
+          <w:bottom w:space="0" w:sz="0" w:val="nil"/>
+          <w:right w:space="0" w:sz="0" w:val="nil"/>
+          <w:between w:space="0" w:sz="0" w:val="nil"/>
+        </w:pBdr>
+        <w:shd w:fill="auto" w:val="clear"/>
+        <w:spacing w:after="0" w:before="0" w:line="276" w:lineRule="auto"/>
+        <w:ind w:left="540" w:right="0" w:hanging="360"/>
+        <w:jc w:val="left"/>
+        <w:rPr>
+          <w:u w:val="none"/>
+        </w:rPr>
+      </w:pPr>
+      <w:r>
+        <w:rPr>
+          <w:b w:val="1"/>
+          <w:rtl w:val="0"/>
+        </w:rPr>
+        <w:t xml:space="preserve">AWS Academy Cloud Foundations,</w:t>
+      </w:r>
+      <w:r>
+        <w:rPr>
+          <w:rtl w:val="0"/>
+        </w:rPr>
+        <w:t xml:space="preserve"> AWS Academy, 2024.</w:t>
       </w:r>
     </w:p>
     <w:p>
@@ -2783,11 +2820,19 @@
       </w:pPr>
     </w:pPrDefault>
   </w:docDefaults>
+  <w:style w:type="table" w:styleId="TableNormal" w:default="1">
+    <w:name w:val="TableNormal"/>
+    <w:tblPr>
+      <w:tblCellMar>
+        <w:top w:w="100.0" w:type="dxa"/>
+        <w:left w:w="100.0" w:type="dxa"/>
+        <w:bottom w:w="100.0" w:type="dxa"/>
+        <w:right w:w="100.0" w:type="dxa"/>
+      </w:tblCellMar>
+    </w:tblPr>
+  </w:style>
   <w:style w:type="paragraph" w:styleId="Normal" w:default="1">
     <w:name w:val="normal"/>
-  </w:style>
-  <w:style w:type="table" w:styleId="TableNormal" w:default="1">
-    <w:name w:val="TableNormal"/>
   </w:style>
   <w:style w:type="paragraph" w:styleId="Heading1">
     <w:name w:val="heading 1"/>

--- a/public/cv/Resume_-_Federico_Holc_-_Web_Developer.docx
+++ b/public/cv/Resume_-_Federico_Holc_-_Web_Developer.docx
@@ -31,6 +31,7 @@
         <w:rPr>
           <w:rFonts w:ascii="Montserrat" w:cs="Montserrat" w:eastAsia="Montserrat" w:hAnsi="Montserrat"/>
           <w:b w:val="1"/>
+          <w:bCs w:val="1"/>
           <w:sz w:val="50"/>
           <w:szCs w:val="50"/>
           <w:rtl w:val="0"/>
@@ -181,6 +182,7 @@
         <w:rPr>
           <w:rFonts w:ascii="Montserrat" w:cs="Montserrat" w:eastAsia="Montserrat" w:hAnsi="Montserrat"/>
           <w:b w:val="1"/>
+          <w:bCs w:val="1"/>
           <w:color w:val="c7c7c7"/>
           <w:sz w:val="25"/>
           <w:szCs w:val="25"/>
@@ -207,6 +209,7 @@
       <w:r>
         <w:rPr>
           <w:b w:val="1"/>
+          <w:bCs w:val="1"/>
           <w:rtl w:val="0"/>
         </w:rPr>
         <w:t xml:space="preserve">About me</w:t>
@@ -226,7 +229,7 @@
         <w:rPr>
           <w:rtl w:val="0"/>
         </w:rPr>
-        <w:t xml:space="preserve">Hello! My name is Fede and I am a software development technician and full-stack web developer. I specialise in front-end development, but I'm interested in creating products from start to finish, so I've been learning in other areas, ranging from graphic design to back-end development. I was previously a sociologist and a teacher in schools and at the University of Buenos Aires. I have developed software both independently and as part of a team, using agile methodologies. My portfolio showcases the projects I have worked on, along with their code, and provides a detailed explanation of the challenges I faced and the valuable lessons I learned from each project. I am currently working as a full-stack programmer for a digital marketing agency.</w:t>
+        <w:t xml:space="preserve">Hello! My name is Fede, and I am a full-stack web developer with over a year of experience. My specialty is frontend development, but I am interested in creating products from start to finish, so I have continued to train in other areas ranging from graphic design to backend development and now the implementation of solutions using artificial intelligence. I have developed software independently and in teams, using agile methodologies. In addition, I was previously a sociologist and professor at schools and the University of Buenos Aires. In my portfolio, you can see the projects I have worked on (and their code), along with a detailed explanation of the problems I had to overcome and the lessons I learned from each one. I am currently working as a full stack programmer for a digital marketing agency. </w:t>
       </w:r>
       <w:r>
         <w:rPr>
@@ -246,6 +249,7 @@
       <w:r>
         <w:rPr>
           <w:b w:val="1"/>
+          <w:bCs w:val="1"/>
           <w:rtl w:val="0"/>
         </w:rPr>
         <w:t xml:space="preserve">Summary of qualifications</w:t>
@@ -450,6 +454,7 @@
         <w:spacing w:before="220" w:lineRule="auto"/>
         <w:rPr>
           <w:b w:val="1"/>
+          <w:bCs w:val="1"/>
           <w:color w:val="1acc14"/>
         </w:rPr>
       </w:pPr>
@@ -458,6 +463,7 @@
       <w:r>
         <w:rPr>
           <w:b w:val="1"/>
+          <w:bCs w:val="1"/>
           <w:rtl w:val="0"/>
         </w:rPr>
         <w:t xml:space="preserve">Education</w:t>
@@ -480,6 +486,7 @@
       <w:r>
         <w:rPr>
           <w:b w:val="1"/>
+          <w:bCs w:val="1"/>
           <w:rtl w:val="0"/>
         </w:rPr>
         <w:t xml:space="preserve">Higher Technician Degree in Software Development. </w:t>
@@ -503,6 +510,7 @@
       <w:r>
         <w:rPr>
           <w:b w:val="1"/>
+          <w:bCs w:val="1"/>
           <w:rtl w:val="0"/>
         </w:rPr>
         <w:t xml:space="preserve">Higher Education Specialist in Comprehensive Sexual Education.</w:t>
@@ -526,6 +534,7 @@
       <w:r>
         <w:rPr>
           <w:b w:val="1"/>
+          <w:bCs w:val="1"/>
           <w:rtl w:val="0"/>
         </w:rPr>
         <w:t xml:space="preserve">Professor of Secondary, Normal and Special Education in Sociology.</w:t>
@@ -549,6 +558,7 @@
       <w:r>
         <w:rPr>
           <w:b w:val="1"/>
+          <w:bCs w:val="1"/>
           <w:rtl w:val="0"/>
         </w:rPr>
         <w:t xml:space="preserve">Bachelor's Degree in Sociology. </w:t>
@@ -572,6 +582,7 @@
       <w:r>
         <w:rPr>
           <w:b w:val="1"/>
+          <w:bCs w:val="1"/>
           <w:rtl w:val="0"/>
         </w:rPr>
         <w:t xml:space="preserve">Computer Technician.</w:t>
@@ -600,6 +611,7 @@
       <w:r>
         <w:rPr>
           <w:b w:val="1"/>
+          <w:bCs w:val="1"/>
           <w:rtl w:val="0"/>
         </w:rPr>
         <w:t xml:space="preserve">Courses</w:t>
@@ -638,6 +650,7 @@
       <w:r>
         <w:rPr>
           <w:b w:val="1"/>
+          <w:bCs w:val="1"/>
           <w:rtl w:val="0"/>
         </w:rPr>
         <w:t xml:space="preserve">Google Cloud Computing Foundations</w:t>
@@ -677,6 +690,7 @@
       <w:r>
         <w:rPr>
           <w:b w:val="1"/>
+          <w:bCs w:val="1"/>
           <w:rtl w:val="0"/>
         </w:rPr>
         <w:t xml:space="preserve">AWS Academy Cloud Foundations,</w:t>
@@ -716,6 +730,7 @@
       <w:r>
         <w:rPr>
           <w:b w:val="1"/>
+          <w:bCs w:val="1"/>
           <w:rtl w:val="0"/>
         </w:rPr>
         <w:t xml:space="preserve">Full Stack Web Developer. Argentina Program v3.0,</w:t>
@@ -760,6 +775,7 @@
       <w:r>
         <w:rPr>
           <w:b w:val="1"/>
+          <w:bCs w:val="1"/>
           <w:rtl w:val="0"/>
         </w:rPr>
         <w:t xml:space="preserve">Codo a Codo 4.0 Full Stack JAVA</w:t>
@@ -799,6 +815,7 @@
       <w:r>
         <w:rPr>
           <w:b w:val="1"/>
+          <w:bCs w:val="1"/>
           <w:rtl w:val="0"/>
         </w:rPr>
         <w:t xml:space="preserve">Responsive Web Design / JavaScript Algorithms and Data Structures / Back End Development and APIs</w:t>
@@ -820,6 +837,7 @@
         <w:pStyle w:val="Heading2"/>
         <w:rPr>
           <w:b w:val="1"/>
+          <w:bCs w:val="1"/>
           <w:color w:val="ffc300"/>
         </w:rPr>
       </w:pPr>
@@ -828,6 +846,7 @@
       <w:r>
         <w:rPr>
           <w:b w:val="1"/>
+          <w:bCs w:val="1"/>
           <w:rtl w:val="0"/>
         </w:rPr>
         <w:t xml:space="preserve">Languages</w:t>
@@ -849,6 +868,7 @@
       <w:r>
         <w:rPr>
           <w:b w:val="1"/>
+          <w:bCs w:val="1"/>
           <w:rtl w:val="0"/>
         </w:rPr>
         <w:t xml:space="preserve">Spanish: </w:t>
@@ -876,6 +896,7 @@
       <w:r>
         <w:rPr>
           <w:b w:val="1"/>
+          <w:bCs w:val="1"/>
           <w:rtl w:val="0"/>
         </w:rPr>
         <w:t xml:space="preserve">English: </w:t>
@@ -905,6 +926,7 @@
       <w:r>
         <w:rPr>
           <w:b w:val="1"/>
+          <w:bCs w:val="1"/>
           <w:rtl w:val="0"/>
         </w:rPr>
         <w:t xml:space="preserve">Work Experience</w:t>
@@ -922,6 +944,7 @@
       <w:r>
         <w:rPr>
           <w:b w:val="1"/>
+          <w:bCs w:val="1"/>
           <w:sz w:val="24"/>
           <w:szCs w:val="24"/>
           <w:rtl w:val="0"/>
@@ -966,6 +989,7 @@
       <w:pPr>
         <w:rPr>
           <w:b w:val="1"/>
+          <w:bCs w:val="1"/>
           <w:sz w:val="24"/>
           <w:szCs w:val="24"/>
         </w:rPr>
@@ -973,6 +997,7 @@
       <w:r>
         <w:rPr>
           <w:b w:val="1"/>
+          <w:bCs w:val="1"/>
           <w:sz w:val="24"/>
           <w:szCs w:val="24"/>
           <w:rtl w:val="0"/>
@@ -1009,6 +1034,7 @@
       <w:pPr>
         <w:rPr>
           <w:b w:val="1"/>
+          <w:bCs w:val="1"/>
           <w:sz w:val="24"/>
           <w:szCs w:val="24"/>
         </w:rPr>
@@ -1016,6 +1042,7 @@
       <w:r>
         <w:rPr>
           <w:b w:val="1"/>
+          <w:bCs w:val="1"/>
           <w:sz w:val="24"/>
           <w:szCs w:val="24"/>
           <w:rtl w:val="0"/>
@@ -1093,6 +1120,7 @@
       <w:pPr>
         <w:rPr>
           <w:b w:val="1"/>
+          <w:bCs w:val="1"/>
           <w:sz w:val="24"/>
           <w:szCs w:val="24"/>
         </w:rPr>
@@ -1100,6 +1128,7 @@
       <w:r>
         <w:rPr>
           <w:b w:val="1"/>
+          <w:bCs w:val="1"/>
           <w:sz w:val="24"/>
           <w:szCs w:val="24"/>
           <w:rtl w:val="0"/>
@@ -1157,6 +1186,7 @@
       <w:pPr>
         <w:rPr>
           <w:b w:val="1"/>
+          <w:bCs w:val="1"/>
           <w:sz w:val="24"/>
           <w:szCs w:val="24"/>
         </w:rPr>
@@ -1164,6 +1194,7 @@
       <w:r>
         <w:rPr>
           <w:b w:val="1"/>
+          <w:bCs w:val="1"/>
           <w:sz w:val="24"/>
           <w:szCs w:val="24"/>
           <w:rtl w:val="0"/>
@@ -1210,6 +1241,7 @@
         <w:pStyle w:val="Heading2"/>
         <w:rPr>
           <w:b w:val="1"/>
+          <w:bCs w:val="1"/>
           <w:color w:val="ff008c"/>
         </w:rPr>
       </w:pPr>
@@ -1231,6 +1263,7 @@
       <w:pPr>
         <w:rPr>
           <w:b w:val="1"/>
+          <w:bCs w:val="1"/>
           <w:sz w:val="24"/>
           <w:szCs w:val="24"/>
         </w:rPr>
@@ -1238,6 +1271,7 @@
       <w:r>
         <w:rPr>
           <w:b w:val="1"/>
+          <w:bCs w:val="1"/>
           <w:sz w:val="24"/>
           <w:szCs w:val="24"/>
           <w:rtl w:val="0"/>
@@ -1318,6 +1352,7 @@
       <w:pPr>
         <w:rPr>
           <w:b w:val="1"/>
+          <w:bCs w:val="1"/>
           <w:sz w:val="24"/>
           <w:szCs w:val="24"/>
         </w:rPr>
@@ -1325,6 +1360,7 @@
       <w:r>
         <w:rPr>
           <w:b w:val="1"/>
+          <w:bCs w:val="1"/>
           <w:sz w:val="24"/>
           <w:szCs w:val="24"/>
           <w:rtl w:val="0"/>
@@ -1422,6 +1458,7 @@
       <w:pPr>
         <w:rPr>
           <w:b w:val="1"/>
+          <w:bCs w:val="1"/>
           <w:sz w:val="24"/>
           <w:szCs w:val="24"/>
         </w:rPr>
@@ -1429,6 +1466,7 @@
       <w:r>
         <w:rPr>
           <w:b w:val="1"/>
+          <w:bCs w:val="1"/>
           <w:sz w:val="24"/>
           <w:szCs w:val="24"/>
           <w:rtl w:val="0"/>
@@ -1522,6 +1560,7 @@
       <w:pPr>
         <w:rPr>
           <w:b w:val="1"/>
+          <w:bCs w:val="1"/>
           <w:sz w:val="24"/>
           <w:szCs w:val="24"/>
         </w:rPr>
@@ -1529,6 +1568,7 @@
       <w:r>
         <w:rPr>
           <w:b w:val="1"/>
+          <w:bCs w:val="1"/>
           <w:sz w:val="24"/>
           <w:szCs w:val="24"/>
           <w:rtl w:val="0"/>
@@ -1615,6 +1655,7 @@
       <w:pPr>
         <w:rPr>
           <w:b w:val="1"/>
+          <w:bCs w:val="1"/>
           <w:sz w:val="24"/>
           <w:szCs w:val="24"/>
         </w:rPr>
@@ -1622,6 +1663,7 @@
       <w:r>
         <w:rPr>
           <w:b w:val="1"/>
+          <w:bCs w:val="1"/>
           <w:sz w:val="24"/>
           <w:szCs w:val="24"/>
           <w:rtl w:val="0"/>
@@ -1631,6 +1673,7 @@
       <w:r>
         <w:rPr>
           <w:b w:val="1"/>
+          <w:bCs w:val="1"/>
           <w:sz w:val="24"/>
           <w:szCs w:val="24"/>
           <w:rtl w:val="0"/>
@@ -1640,6 +1683,7 @@
       <w:r>
         <w:rPr>
           <w:b w:val="1"/>
+          <w:bCs w:val="1"/>
           <w:sz w:val="24"/>
           <w:szCs w:val="24"/>
           <w:rtl w:val="0"/>
@@ -1726,6 +1770,7 @@
       <w:pPr>
         <w:rPr>
           <w:b w:val="1"/>
+          <w:bCs w:val="1"/>
           <w:sz w:val="24"/>
           <w:szCs w:val="24"/>
         </w:rPr>
@@ -1733,6 +1778,7 @@
       <w:r>
         <w:rPr>
           <w:b w:val="1"/>
+          <w:bCs w:val="1"/>
           <w:sz w:val="24"/>
           <w:szCs w:val="24"/>
           <w:rtl w:val="0"/>
@@ -2861,6 +2907,7 @@
     </w:pPr>
     <w:rPr>
       <w:b w:val="1"/>
+      <w:bCs w:val="1"/>
       <w:sz w:val="32"/>
       <w:szCs w:val="32"/>
     </w:rPr>
@@ -2877,6 +2924,7 @@
     </w:pPr>
     <w:rPr>
       <w:b w:val="0"/>
+      <w:bCs w:val="0"/>
       <w:color w:val="434343"/>
       <w:sz w:val="28"/>
       <w:szCs w:val="28"/>
@@ -2926,6 +2974,7 @@
     </w:pPr>
     <w:rPr>
       <w:i w:val="1"/>
+      <w:iCs w:val="1"/>
       <w:color w:val="666666"/>
       <w:sz w:val="22"/>
       <w:szCs w:val="22"/>
@@ -2959,6 +3008,7 @@
     <w:rPr>
       <w:rFonts w:ascii="Arial" w:cs="Arial" w:eastAsia="Arial" w:hAnsi="Arial"/>
       <w:i w:val="0"/>
+      <w:iCs w:val="0"/>
       <w:color w:val="666666"/>
       <w:sz w:val="30"/>
       <w:szCs w:val="30"/>
